--- a/CYB260L/Lab Report_Debugging and Provisioning AWS S3.docx
+++ b/CYB260L/Lab Report_Debugging and Provisioning AWS S3.docx
@@ -38,9 +38,18 @@
     </w:p>
     <w:p>
       <w:pPr>
-        <w:pStyle w:val="Heading1"/>
-      </w:pPr>
-      <w:r>
+        <w:rPr>
+          <w:color w:val="215E99" w:themeColor="text2" w:themeTint="BF"/>
+          <w:sz w:val="44"/>
+          <w:szCs w:val="44"/>
+        </w:rPr>
+      </w:pPr>
+      <w:r>
+        <w:rPr>
+          <w:color w:val="215E99" w:themeColor="text2" w:themeTint="BF"/>
+          <w:sz w:val="44"/>
+          <w:szCs w:val="44"/>
+        </w:rPr>
         <w:t>Instructions</w:t>
       </w:r>
     </w:p>
@@ -106,6 +115,9 @@
     </w:p>
     <w:p>
       <w:r>
+        <w:rPr>
+          <w:noProof/>
+        </w:rPr>
         <w:drawing>
           <wp:inline distT="0" distB="0" distL="0" distR="0" wp14:anchorId="37FAE154" wp14:editId="5D57D42B">
             <wp:extent cx="1981200" cy="1376680"/>
@@ -143,6 +155,89 @@
         </w:drawing>
       </w:r>
     </w:p>
+    <w:p>
+      <w:pPr>
+        <w:pStyle w:val="Heading2"/>
+      </w:pPr>
+      <w:r>
+        <w:t xml:space="preserve">Section </w:t>
+      </w:r>
+      <w:r>
+        <w:t>Cloning a GitHub Repository</w:t>
+      </w:r>
+    </w:p>
+    <w:p>
+      <w:r>
+        <w:t>2</w:t>
+      </w:r>
+      <w:r>
+        <w:t>.</w:t>
+      </w:r>
+      <w:r>
+        <w:tab/>
+      </w:r>
+      <w:r>
+        <w:rPr>
+          <w:b/>
+          <w:bCs/>
+        </w:rPr>
+        <w:t xml:space="preserve">Step </w:t>
+      </w:r>
+      <w:r>
+        <w:rPr>
+          <w:b/>
+          <w:bCs/>
+        </w:rPr>
+        <w:t>5 Screenshot</w:t>
+      </w:r>
+      <w:r>
+        <w:rPr>
+          <w:b/>
+          <w:bCs/>
+        </w:rPr>
+        <w:t xml:space="preserve">: </w:t>
+      </w:r>
+      <w:r>
+        <w:t>s3_working.yaml template</w:t>
+      </w:r>
+      <w:r>
+        <w:drawing>
+          <wp:inline distT="0" distB="0" distL="0" distR="0" wp14:anchorId="49E63606" wp14:editId="4E0E0D34">
+            <wp:extent cx="4202838" cy="2850078"/>
+            <wp:effectExtent l="0" t="0" r="7620" b="7620"/>
+            <wp:docPr id="1082716638" name="Picture 1"/>
+            <wp:cNvGraphicFramePr>
+              <a:graphicFrameLocks xmlns:a="http://schemas.openxmlformats.org/drawingml/2006/main" noChangeAspect="1"/>
+            </wp:cNvGraphicFramePr>
+            <a:graphic xmlns:a="http://schemas.openxmlformats.org/drawingml/2006/main">
+              <a:graphicData uri="http://schemas.openxmlformats.org/drawingml/2006/picture">
+                <pic:pic xmlns:pic="http://schemas.openxmlformats.org/drawingml/2006/picture">
+                  <pic:nvPicPr>
+                    <pic:cNvPr id="1082716638" name=""/>
+                    <pic:cNvPicPr/>
+                  </pic:nvPicPr>
+                  <pic:blipFill>
+                    <a:blip r:embed="rId11"/>
+                    <a:stretch>
+                      <a:fillRect/>
+                    </a:stretch>
+                  </pic:blipFill>
+                  <pic:spPr>
+                    <a:xfrm>
+                      <a:off x="0" y="0"/>
+                      <a:ext cx="4244038" cy="2878017"/>
+                    </a:xfrm>
+                    <a:prstGeom prst="rect">
+                      <a:avLst/>
+                    </a:prstGeom>
+                  </pic:spPr>
+                </pic:pic>
+              </a:graphicData>
+            </a:graphic>
+          </wp:inline>
+        </w:drawing>
+      </w:r>
+    </w:p>
     <w:p/>
     <w:p>
       <w:pPr>
@@ -152,15 +247,18 @@
         <w:t xml:space="preserve">Section </w:t>
       </w:r>
       <w:r>
-        <w:t>Cloning a GitHub Repository</w:t>
-      </w:r>
-    </w:p>
-    <w:p>
-      <w:r>
-        <w:t>2</w:t>
-      </w:r>
-      <w:r>
-        <w:t>.</w:t>
+        <w:t>Validating an AWS S3 CloudFormation Template</w:t>
+      </w:r>
+    </w:p>
+    <w:p>
+      <w:pPr>
+        <w:rPr>
+          <w:b/>
+          <w:bCs/>
+        </w:rPr>
+      </w:pPr>
+      <w:r>
+        <w:t>3.</w:t>
       </w:r>
       <w:r>
         <w:tab/>
@@ -170,58 +268,200 @@
           <w:b/>
           <w:bCs/>
         </w:rPr>
-        <w:t xml:space="preserve">Step </w:t>
-      </w:r>
-      <w:r>
-        <w:rPr>
-          <w:b/>
-          <w:bCs/>
-        </w:rPr>
-        <w:t>5 Screenshot</w:t>
-      </w:r>
-      <w:r>
-        <w:rPr>
-          <w:b/>
-          <w:bCs/>
-        </w:rPr>
-        <w:t xml:space="preserve">: </w:t>
-      </w:r>
-      <w:r>
-        <w:t>s3_</w:t>
-      </w:r>
-      <w:proofErr w:type="gramStart"/>
-      <w:r>
-        <w:t>working.yaml</w:t>
-      </w:r>
-      <w:proofErr w:type="gramEnd"/>
-      <w:r>
-        <w:t xml:space="preserve"> template</w:t>
+        <w:t>Step 1</w:t>
+      </w:r>
+      <w:r>
+        <w:rPr>
+          <w:b/>
+          <w:bCs/>
+        </w:rPr>
+        <w:t>3</w:t>
+      </w:r>
+      <w:r>
+        <w:rPr>
+          <w:b/>
+          <w:bCs/>
+        </w:rPr>
+        <w:t xml:space="preserve"> Screenshot: </w:t>
+      </w:r>
+      <w:r>
+        <w:t>Template successfully imported with S3 URL</w:t>
+      </w:r>
+    </w:p>
+    <w:p>
+      <w:pPr>
+        <w:rPr>
+          <w:b/>
+          <w:bCs/>
+        </w:rPr>
+      </w:pPr>
+      <w:r>
+        <w:rPr>
+          <w:b/>
+          <w:bCs/>
+        </w:rPr>
+        <w:drawing>
+          <wp:inline distT="0" distB="0" distL="0" distR="0" wp14:anchorId="01552B55" wp14:editId="6817769C">
+            <wp:extent cx="2933205" cy="1123142"/>
+            <wp:effectExtent l="0" t="0" r="635" b="1270"/>
+            <wp:docPr id="281362793" name="Picture 1"/>
+            <wp:cNvGraphicFramePr>
+              <a:graphicFrameLocks xmlns:a="http://schemas.openxmlformats.org/drawingml/2006/main" noChangeAspect="1"/>
+            </wp:cNvGraphicFramePr>
+            <a:graphic xmlns:a="http://schemas.openxmlformats.org/drawingml/2006/main">
+              <a:graphicData uri="http://schemas.openxmlformats.org/drawingml/2006/picture">
+                <pic:pic xmlns:pic="http://schemas.openxmlformats.org/drawingml/2006/picture">
+                  <pic:nvPicPr>
+                    <pic:cNvPr id="281362793" name=""/>
+                    <pic:cNvPicPr/>
+                  </pic:nvPicPr>
+                  <pic:blipFill>
+                    <a:blip r:embed="rId12"/>
+                    <a:stretch>
+                      <a:fillRect/>
+                    </a:stretch>
+                  </pic:blipFill>
+                  <pic:spPr>
+                    <a:xfrm>
+                      <a:off x="0" y="0"/>
+                      <a:ext cx="2943549" cy="1127103"/>
+                    </a:xfrm>
+                    <a:prstGeom prst="rect">
+                      <a:avLst/>
+                    </a:prstGeom>
+                  </pic:spPr>
+                </pic:pic>
+              </a:graphicData>
+            </a:graphic>
+          </wp:inline>
+        </w:drawing>
+      </w:r>
+    </w:p>
+    <w:p>
+      <w:pPr>
+        <w:rPr>
+          <w:b/>
+          <w:bCs/>
+        </w:rPr>
+      </w:pPr>
+    </w:p>
+    <w:p>
+      <w:pPr>
+        <w:rPr>
+          <w:b/>
+          <w:bCs/>
+        </w:rPr>
+      </w:pPr>
+    </w:p>
+    <w:p>
+      <w:r>
+        <w:t>4</w:t>
+      </w:r>
+      <w:r>
+        <w:t xml:space="preserve">. </w:t>
+      </w:r>
+      <w:r>
+        <w:tab/>
+      </w:r>
+      <w:r>
+        <w:t xml:space="preserve">How many bugs did you encounter before your template was validated?  </w:t>
+      </w:r>
+    </w:p>
+    <w:p>
+      <w:r>
+        <w:t>I encountered 5 bugs before my CloudFormation template was validated.</w:t>
       </w:r>
     </w:p>
     <w:p/>
     <w:p/>
     <w:p>
       <w:pPr>
+        <w:rPr>
+          <w:b/>
+          <w:bCs/>
+        </w:rPr>
+      </w:pPr>
+      <w:r>
+        <w:t>5</w:t>
+      </w:r>
+      <w:r>
+        <w:t>.</w:t>
+      </w:r>
+      <w:r>
+        <w:tab/>
+      </w:r>
+      <w:r>
+        <w:t>Describe each of the bugs inside your template file and the steps you took to resolve them.</w:t>
+      </w:r>
+    </w:p>
+    <w:p>
+      <w:r>
+        <w:t>I fixed the template version by changing it to '2010-09-09'.</w:t>
+      </w:r>
+    </w:p>
+    <w:p>
+      <w:r>
+        <w:t xml:space="preserve">I corrected </w:t>
+      </w:r>
+      <w:r>
+        <w:t>Resources</w:t>
+      </w:r>
+      <w:r>
+        <w:t xml:space="preserve"> to Resources.</w:t>
+      </w:r>
+    </w:p>
+    <w:p>
+      <w:r>
+        <w:t>I changed AWS:S3:Bucket to AWS::S3::Bucket.</w:t>
+      </w:r>
+    </w:p>
+    <w:p>
+      <w:r>
+        <w:t>I moved BucketPolicy under the Resources section.</w:t>
+      </w:r>
+    </w:p>
+    <w:p>
+      <w:r>
+        <w:t>I added the missing bucket policy type: AWS::S3::BucketPolicy.</w:t>
+      </w:r>
+    </w:p>
+    <w:p>
+      <w:r>
+        <w:t>After these fixes, the template validated successfully.</w:t>
+      </w:r>
+    </w:p>
+    <w:p/>
+    <w:p>
+      <w:pPr>
         <w:pStyle w:val="Heading2"/>
       </w:pPr>
       <w:r>
         <w:t xml:space="preserve">Section </w:t>
       </w:r>
       <w:r>
-        <w:t>Validating an AWS S3 CloudFormation Template</w:t>
-      </w:r>
-    </w:p>
-    <w:p>
-      <w:pPr>
-        <w:rPr>
-          <w:b/>
-          <w:bCs/>
-        </w:rPr>
-      </w:pPr>
-      <w:r>
-        <w:t>3.</w:t>
-      </w:r>
-      <w:r>
+        <w:t>Committing Your Template File Changes to GitHub</w:t>
+      </w:r>
+    </w:p>
+    <w:p>
+      <w:r>
+        <w:rPr>
+          <w:b/>
+          <w:bCs/>
+        </w:rPr>
+        <w:t>6</w:t>
+      </w:r>
+      <w:r>
+        <w:rPr>
+          <w:b/>
+          <w:bCs/>
+        </w:rPr>
+        <w:t>.</w:t>
+      </w:r>
+      <w:r>
+        <w:rPr>
+          <w:b/>
+          <w:bCs/>
+        </w:rPr>
         <w:tab/>
       </w:r>
       <w:r>
@@ -229,189 +469,69 @@
           <w:b/>
           <w:bCs/>
         </w:rPr>
-        <w:t>Step 1</w:t>
-      </w:r>
-      <w:r>
-        <w:rPr>
-          <w:b/>
-          <w:bCs/>
-        </w:rPr>
-        <w:t>3</w:t>
-      </w:r>
-      <w:r>
-        <w:rPr>
-          <w:b/>
-          <w:bCs/>
-        </w:rPr>
-        <w:t xml:space="preserve"> Screenshot: </w:t>
-      </w:r>
-      <w:r>
-        <w:t>Template successfully imported with S3 URL</w:t>
-      </w:r>
-    </w:p>
-    <w:p>
-      <w:pPr>
-        <w:rPr>
-          <w:b/>
-          <w:bCs/>
-        </w:rPr>
-      </w:pPr>
-    </w:p>
-    <w:p>
-      <w:pPr>
-        <w:rPr>
-          <w:b/>
-          <w:bCs/>
-        </w:rPr>
-      </w:pPr>
-    </w:p>
-    <w:p>
-      <w:pPr>
-        <w:rPr>
-          <w:b/>
-          <w:bCs/>
-        </w:rPr>
-      </w:pPr>
-    </w:p>
-    <w:p>
-      <w:r>
-        <w:t>4</w:t>
-      </w:r>
-      <w:r>
-        <w:t xml:space="preserve">. </w:t>
-      </w:r>
-      <w:r>
-        <w:tab/>
-      </w:r>
-      <w:r>
-        <w:t xml:space="preserve">How many bugs did you encounter before your template was validated?  </w:t>
+        <w:t xml:space="preserve">Step 11 Screenshot:  </w:t>
+      </w:r>
+      <w:r>
+        <w:t>GitHub push results</w:t>
       </w:r>
     </w:p>
     <w:p/>
     <w:p/>
+    <w:p>
+      <w:pPr>
+        <w:rPr>
+          <w:b/>
+          <w:bCs/>
+        </w:rPr>
+      </w:pPr>
+      <w:r>
+        <w:rPr>
+          <w:b/>
+          <w:bCs/>
+        </w:rPr>
+        <w:t>7</w:t>
+      </w:r>
+      <w:r>
+        <w:rPr>
+          <w:b/>
+          <w:bCs/>
+        </w:rPr>
+        <w:t>.</w:t>
+      </w:r>
+      <w:r>
+        <w:rPr>
+          <w:b/>
+          <w:bCs/>
+        </w:rPr>
+        <w:tab/>
+      </w:r>
+      <w:r>
+        <w:rPr>
+          <w:b/>
+          <w:bCs/>
+        </w:rPr>
+        <w:t xml:space="preserve">Step 13 Screenshot:  </w:t>
+      </w:r>
+      <w:r>
+        <w:t>master branch contents</w:t>
+      </w:r>
+    </w:p>
     <w:p/>
     <w:p>
       <w:pPr>
-        <w:rPr>
-          <w:b/>
-          <w:bCs/>
-        </w:rPr>
-      </w:pPr>
-      <w:r>
-        <w:t>5</w:t>
-      </w:r>
-      <w:r>
-        <w:t>.</w:t>
-      </w:r>
-      <w:r>
-        <w:tab/>
-      </w:r>
-      <w:r>
-        <w:t>Describe each of the bugs inside your template file and the steps you took to resolve them.</w:t>
-      </w:r>
-    </w:p>
-    <w:p/>
-    <w:p>
-      <w:pPr>
         <w:pStyle w:val="Heading2"/>
       </w:pPr>
-      <w:r>
-        <w:t xml:space="preserve">Section </w:t>
-      </w:r>
-      <w:r>
-        <w:t>Committing Your Template File Changes to GitHub</w:t>
-      </w:r>
-    </w:p>
-    <w:p>
-      <w:r>
-        <w:rPr>
-          <w:b/>
-          <w:bCs/>
-        </w:rPr>
-        <w:t>6</w:t>
-      </w:r>
-      <w:r>
-        <w:rPr>
-          <w:b/>
-          <w:bCs/>
-        </w:rPr>
-        <w:t>.</w:t>
-      </w:r>
-      <w:r>
-        <w:rPr>
-          <w:b/>
-          <w:bCs/>
-        </w:rPr>
-        <w:tab/>
-      </w:r>
-      <w:r>
-        <w:rPr>
-          <w:b/>
-          <w:bCs/>
-        </w:rPr>
-        <w:t xml:space="preserve">Step 11 Screenshot:  </w:t>
-      </w:r>
-      <w:r>
-        <w:t>GitHub push results</w:t>
-      </w:r>
     </w:p>
     <w:p/>
     <w:p/>
     <w:p>
-      <w:pPr>
-        <w:rPr>
-          <w:b/>
-          <w:bCs/>
-        </w:rPr>
-      </w:pPr>
-      <w:r>
-        <w:rPr>
-          <w:b/>
-          <w:bCs/>
-        </w:rPr>
-        <w:t>7</w:t>
-      </w:r>
-      <w:r>
-        <w:rPr>
-          <w:b/>
-          <w:bCs/>
-        </w:rPr>
-        <w:t>.</w:t>
-      </w:r>
-      <w:r>
-        <w:rPr>
-          <w:b/>
-          <w:bCs/>
-        </w:rPr>
-        <w:tab/>
-      </w:r>
-      <w:r>
-        <w:rPr>
-          <w:b/>
-          <w:bCs/>
-        </w:rPr>
-        <w:t xml:space="preserve">Step 13 Screenshot:  </w:t>
-      </w:r>
-      <w:r>
-        <w:t>master branch contents</w:t>
-      </w:r>
-    </w:p>
-    <w:p/>
-    <w:p>
-      <w:pPr>
-        <w:pStyle w:val="Heading2"/>
-      </w:pPr>
-    </w:p>
-    <w:p/>
-    <w:p/>
-    <w:p>
       <w:r>
         <w:tab/>
       </w:r>
     </w:p>
     <w:p/>
     <w:sectPr>
-      <w:headerReference w:type="default" r:id="rId11"/>
+      <w:headerReference w:type="default" r:id="rId13"/>
       <w:pgSz w:w="12240" w:h="15840"/>
       <w:pgMar w:top="1440" w:right="1440" w:bottom="1440" w:left="1440" w:header="720" w:footer="720" w:gutter="0"/>
       <w:cols w:space="720"/>
@@ -1230,7 +1350,6 @@
   <w:style w:type="character" w:default="1" w:styleId="DefaultParagraphFont">
     <w:name w:val="Default Paragraph Font"/>
     <w:uiPriority w:val="1"/>
-    <w:semiHidden/>
     <w:unhideWhenUsed/>
   </w:style>
   <w:style w:type="table" w:default="1" w:styleId="TableNormal">
@@ -1883,6 +2002,27 @@
 </file>
 
 <file path=customXml/item1.xml><?xml version="1.0" encoding="utf-8"?>
+<?mso-contentType ?>
+<FormTemplates xmlns="http://schemas.microsoft.com/sharepoint/v3/contenttype/forms">
+  <Display>DocumentLibraryForm</Display>
+  <Edit>DocumentLibraryForm</Edit>
+  <New>DocumentLibraryForm</New>
+</FormTemplates>
+</file>
+
+<file path=customXml/item2.xml><?xml version="1.0" encoding="utf-8"?>
+<p:properties xmlns:p="http://schemas.microsoft.com/office/2006/metadata/properties" xmlns:xsi="http://www.w3.org/2001/XMLSchema-instance" xmlns:pc="http://schemas.microsoft.com/office/infopath/2007/PartnerControls">
+  <documentManagement>
+    <Preview xmlns="c6c77d8f-09f6-4e2b-8f47-31ad1c0144f5" xsi:nil="true"/>
+    <lcf76f155ced4ddcb4097134ff3c332f xmlns="c6c77d8f-09f6-4e2b-8f47-31ad1c0144f5">
+      <Terms xmlns="http://schemas.microsoft.com/office/infopath/2007/PartnerControls"/>
+    </lcf76f155ced4ddcb4097134ff3c332f>
+    <TaxCatchAll xmlns="146bd9e1-3fdb-4f50-9526-c68c2343cb8e" xsi:nil="true"/>
+  </documentManagement>
+</p:properties>
+</file>
+
+<file path=customXml/item3.xml><?xml version="1.0" encoding="utf-8"?>
 <ct:contentTypeSchema xmlns:ct="http://schemas.microsoft.com/office/2006/metadata/contentType" xmlns:ma="http://schemas.microsoft.com/office/2006/metadata/properties/metaAttributes" ct:_="" ma:_="" ma:contentTypeName="Document" ma:contentTypeID="0x0101009773663AEC73F64CB9310C74F592BBA1" ma:contentTypeVersion="20" ma:contentTypeDescription="Create a new document." ma:contentTypeScope="" ma:versionID="c4ee6c6961591c1a63add96d4ce05241">
   <xsd:schema xmlns:xsd="http://www.w3.org/2001/XMLSchema" xmlns:xs="http://www.w3.org/2001/XMLSchema" xmlns:p="http://schemas.microsoft.com/office/2006/metadata/properties" xmlns:ns2="c6c77d8f-09f6-4e2b-8f47-31ad1c0144f5" xmlns:ns3="146bd9e1-3fdb-4f50-9526-c68c2343cb8e" targetNamespace="http://schemas.microsoft.com/office/2006/metadata/properties" ma:root="true" ma:fieldsID="b2274d1538facf08196bf05114238597" ns2:_="" ns3:_="">
     <xsd:import namespace="c6c77d8f-09f6-4e2b-8f47-31ad1c0144f5"/>
@@ -2149,28 +2289,26 @@
 </ct:contentTypeSchema>
 </file>
 
-<file path=customXml/item2.xml><?xml version="1.0" encoding="utf-8"?>
-<p:properties xmlns:p="http://schemas.microsoft.com/office/2006/metadata/properties" xmlns:xsi="http://www.w3.org/2001/XMLSchema-instance" xmlns:pc="http://schemas.microsoft.com/office/infopath/2007/PartnerControls">
-  <documentManagement>
-    <Preview xmlns="c6c77d8f-09f6-4e2b-8f47-31ad1c0144f5" xsi:nil="true"/>
-    <lcf76f155ced4ddcb4097134ff3c332f xmlns="c6c77d8f-09f6-4e2b-8f47-31ad1c0144f5">
-      <Terms xmlns="http://schemas.microsoft.com/office/infopath/2007/PartnerControls"/>
-    </lcf76f155ced4ddcb4097134ff3c332f>
-    <TaxCatchAll xmlns="146bd9e1-3fdb-4f50-9526-c68c2343cb8e" xsi:nil="true"/>
-  </documentManagement>
-</p:properties>
+<file path=customXml/itemProps1.xml><?xml version="1.0" encoding="utf-8"?>
+<ds:datastoreItem xmlns:ds="http://schemas.openxmlformats.org/officeDocument/2006/customXml" ds:itemID="{0B1F5F1F-6C80-4BF1-BBE4-B482D89EC9E2}">
+  <ds:schemaRefs>
+    <ds:schemaRef ds:uri="http://schemas.microsoft.com/sharepoint/v3/contenttype/forms"/>
+  </ds:schemaRefs>
+</ds:datastoreItem>
 </file>
 
-<file path=customXml/item3.xml><?xml version="1.0" encoding="utf-8"?>
-<?mso-contentType ?>
-<FormTemplates xmlns="http://schemas.microsoft.com/sharepoint/v3/contenttype/forms">
-  <Display>DocumentLibraryForm</Display>
-  <Edit>DocumentLibraryForm</Edit>
-  <New>DocumentLibraryForm</New>
-</FormTemplates>
+<file path=customXml/itemProps2.xml><?xml version="1.0" encoding="utf-8"?>
+<ds:datastoreItem xmlns:ds="http://schemas.openxmlformats.org/officeDocument/2006/customXml" ds:itemID="{2877D2B6-CCB5-4722-9785-9D92A447317E}">
+  <ds:schemaRefs>
+    <ds:schemaRef ds:uri="http://schemas.microsoft.com/office/2006/metadata/properties"/>
+    <ds:schemaRef ds:uri="http://schemas.microsoft.com/office/infopath/2007/PartnerControls"/>
+    <ds:schemaRef ds:uri="c6c77d8f-09f6-4e2b-8f47-31ad1c0144f5"/>
+    <ds:schemaRef ds:uri="146bd9e1-3fdb-4f50-9526-c68c2343cb8e"/>
+  </ds:schemaRefs>
+</ds:datastoreItem>
 </file>
 
-<file path=customXml/itemProps1.xml><?xml version="1.0" encoding="utf-8"?>
+<file path=customXml/itemProps3.xml><?xml version="1.0" encoding="utf-8"?>
 <ds:datastoreItem xmlns:ds="http://schemas.openxmlformats.org/officeDocument/2006/customXml" ds:itemID="{B5F7921A-901E-49D4-BEE2-E3431EBB21C3}">
   <ds:schemaRefs>
     <ds:schemaRef ds:uri="http://schemas.microsoft.com/office/2006/metadata/contentType"/>
@@ -2189,25 +2327,6 @@
 </ds:datastoreItem>
 </file>
 
-<file path=customXml/itemProps2.xml><?xml version="1.0" encoding="utf-8"?>
-<ds:datastoreItem xmlns:ds="http://schemas.openxmlformats.org/officeDocument/2006/customXml" ds:itemID="{2877D2B6-CCB5-4722-9785-9D92A447317E}">
-  <ds:schemaRefs>
-    <ds:schemaRef ds:uri="http://schemas.microsoft.com/office/2006/metadata/properties"/>
-    <ds:schemaRef ds:uri="http://schemas.microsoft.com/office/infopath/2007/PartnerControls"/>
-    <ds:schemaRef ds:uri="c6c77d8f-09f6-4e2b-8f47-31ad1c0144f5"/>
-    <ds:schemaRef ds:uri="146bd9e1-3fdb-4f50-9526-c68c2343cb8e"/>
-  </ds:schemaRefs>
-</ds:datastoreItem>
-</file>
-
-<file path=customXml/itemProps3.xml><?xml version="1.0" encoding="utf-8"?>
-<ds:datastoreItem xmlns:ds="http://schemas.openxmlformats.org/officeDocument/2006/customXml" ds:itemID="{0B1F5F1F-6C80-4BF1-BBE4-B482D89EC9E2}">
-  <ds:schemaRefs>
-    <ds:schemaRef ds:uri="http://schemas.microsoft.com/sharepoint/v3/contenttype/forms"/>
-  </ds:schemaRefs>
-</ds:datastoreItem>
-</file>
-
 <file path=docMetadata/LabelInfo.xml><?xml version="1.0" encoding="utf-8"?>
 <clbl:labelList xmlns:clbl="http://schemas.microsoft.com/office/2020/mipLabelMetadata">
   <clbl:label id="{50656f6f-463c-4054-9fc2-6f4071c6e7fc}" enabled="0" method="" siteId="{50656f6f-463c-4054-9fc2-6f4071c6e7fc}" removed="1"/>
